--- a/FinNex.UI/wwwroot/Files/Word/Kredit/Arayis/Borcalan_temizlik_arayisi.docx
+++ b/FinNex.UI/wwwroot/Files/Word/Kredit/Arayis/Borcalan_temizlik_arayisi.docx
@@ -831,7 +831,7 @@
           <w:u w:val="single"/>
           <w:lang w:val="az-Latn-AZ"/>
         </w:rPr>
-        <w:t>-cи il</w:t>
+        <w:t xml:space="preserve"> il</w:t>
       </w:r>
     </w:p>
     <w:p>
